--- a/Practice-5/ПР5_ЯковлевВиктор_бИПТ-251.docx
+++ b/Practice-5/ПР5_ЯковлевВиктор_бИПТ-251.docx
@@ -708,15 +708,7 @@
         <w:t>з</w:t>
       </w:r>
       <w:r>
-        <w:t xml:space="preserve">акрепить навыки работы с кортежами, списками и множествами в Python, реализовав алгоритмы сортировки, поиска элементов, преобразования данных в множества и обработку </w:t>
-      </w:r>
-      <w:proofErr w:type="spellStart"/>
-      <w:r>
-        <w:t>хешируемых</w:t>
-      </w:r>
-      <w:proofErr w:type="spellEnd"/>
-      <w:r>
-        <w:t xml:space="preserve"> объектов.</w:t>
+        <w:t>акрепить навыки работы с кортежами, списками и множествами в Python, реализовав алгоритмы сортировки, поиска элементов, преобразования данных в множества и обработку хешируемых объектов.</w:t>
       </w:r>
     </w:p>
     <w:p/>
@@ -797,6 +789,9 @@
         <w:t xml:space="preserve"> </w:t>
       </w:r>
       <w:r>
+        <w:rPr>
+          <w:noProof/>
+        </w:rPr>
         <w:drawing>
           <wp:inline distT="0" distB="0" distL="0" distR="0" wp14:anchorId="7E60A17E" wp14:editId="15977227">
             <wp:extent cx="3628008" cy="3667125"/>
@@ -904,6 +899,9 @@
         </w:rPr>
       </w:pPr>
       <w:r>
+        <w:rPr>
+          <w:noProof/>
+        </w:rPr>
         <w:drawing>
           <wp:inline distT="0" distB="0" distL="0" distR="0" wp14:anchorId="3E60875D" wp14:editId="1835D1A1">
             <wp:extent cx="2743583" cy="1638529"/>
@@ -1053,6 +1051,9 @@
         <w:pStyle w:val="a3"/>
       </w:pPr>
       <w:r>
+        <w:rPr>
+          <w:noProof/>
+        </w:rPr>
         <w:drawing>
           <wp:inline distT="0" distB="0" distL="0" distR="0" wp14:anchorId="526D4C88" wp14:editId="461DE974">
             <wp:extent cx="5048955" cy="1781424"/>
@@ -1183,6 +1184,9 @@
         <w:pStyle w:val="a3"/>
       </w:pPr>
       <w:r>
+        <w:rPr>
+          <w:noProof/>
+        </w:rPr>
         <w:drawing>
           <wp:inline distT="0" distB="0" distL="0" distR="0" wp14:anchorId="73C2518F" wp14:editId="4FE24A87">
             <wp:extent cx="3315318" cy="1466850"/>
@@ -1336,6 +1340,9 @@
         </w:rPr>
       </w:pPr>
       <w:r>
+        <w:rPr>
+          <w:noProof/>
+        </w:rPr>
         <w:drawing>
           <wp:inline distT="0" distB="0" distL="0" distR="0" wp14:anchorId="2D75111F" wp14:editId="44059C40">
             <wp:extent cx="5419725" cy="547268"/>
@@ -1449,6 +1456,9 @@
         </w:rPr>
       </w:pPr>
       <w:r>
+        <w:rPr>
+          <w:noProof/>
+        </w:rPr>
         <w:drawing>
           <wp:inline distT="0" distB="0" distL="0" distR="0" wp14:anchorId="4AD6AE89" wp14:editId="09D90C81">
             <wp:extent cx="2924175" cy="1449225"/>
@@ -1583,15 +1593,7 @@
         <w:t>Задание требует вывести множество из произвольных данных</w:t>
       </w:r>
       <w:r>
-        <w:t xml:space="preserve">, которые фильтруются на </w:t>
-      </w:r>
-      <w:proofErr w:type="spellStart"/>
-      <w:r>
-        <w:t>хешируемые</w:t>
-      </w:r>
-      <w:proofErr w:type="spellEnd"/>
-      <w:r>
-        <w:t>.</w:t>
+        <w:t>, которые фильтруются на хешируемые.</w:t>
       </w:r>
       <w:r>
         <w:t xml:space="preserve"> Функция </w:t>
@@ -1626,6 +1628,9 @@
         </w:rPr>
       </w:pPr>
       <w:r>
+        <w:rPr>
+          <w:noProof/>
+        </w:rPr>
         <w:drawing>
           <wp:inline distT="0" distB="0" distL="0" distR="0" wp14:anchorId="57F9794A" wp14:editId="73E6D3AD">
             <wp:extent cx="5334000" cy="964084"/>
@@ -1750,6 +1755,7 @@
       </w:pPr>
       <w:r>
         <w:rPr>
+          <w:noProof/>
           <w:lang w:val="ru-RU"/>
         </w:rPr>
         <w:drawing>
@@ -1793,6 +1799,7 @@
       <w:pPr>
         <w:pStyle w:val="a3"/>
         <w:rPr>
+          <w:rFonts w:cs="Times New Roman"/>
           <w:lang w:val="ru-RU"/>
         </w:rPr>
       </w:pPr>
@@ -1848,6 +1855,82 @@
           <w:lang w:val="ru-RU"/>
         </w:rPr>
         <w:t>программы</w:t>
+      </w:r>
+    </w:p>
+    <w:p/>
+    <w:p>
+      <w:r>
+        <w:t>Основной код программы выполняет функцию меню. Программа отображена на рисунке 9.</w:t>
+      </w:r>
+    </w:p>
+    <w:p>
+      <w:pPr>
+        <w:pStyle w:val="a3"/>
+      </w:pPr>
+      <w:r>
+        <w:drawing>
+          <wp:inline distT="0" distB="0" distL="0" distR="0" wp14:anchorId="2C8DC5F5" wp14:editId="6B708A2F">
+            <wp:extent cx="6152515" cy="4614545"/>
+            <wp:effectExtent l="0" t="0" r="635" b="0"/>
+            <wp:docPr id="6" name="Рисунок 6"/>
+            <wp:cNvGraphicFramePr>
+              <a:graphicFrameLocks xmlns:a="http://schemas.openxmlformats.org/drawingml/2006/main" noChangeAspect="1"/>
+            </wp:cNvGraphicFramePr>
+            <a:graphic xmlns:a="http://schemas.openxmlformats.org/drawingml/2006/main">
+              <a:graphicData uri="http://schemas.openxmlformats.org/drawingml/2006/picture">
+                <pic:pic xmlns:pic="http://schemas.openxmlformats.org/drawingml/2006/picture">
+                  <pic:nvPicPr>
+                    <pic:cNvPr id="1" name=""/>
+                    <pic:cNvPicPr/>
+                  </pic:nvPicPr>
+                  <pic:blipFill>
+                    <a:blip r:embed="rId15"/>
+                    <a:stretch>
+                      <a:fillRect/>
+                    </a:stretch>
+                  </pic:blipFill>
+                  <pic:spPr>
+                    <a:xfrm>
+                      <a:off x="0" y="0"/>
+                      <a:ext cx="6152515" cy="4614545"/>
+                    </a:xfrm>
+                    <a:prstGeom prst="rect">
+                      <a:avLst/>
+                    </a:prstGeom>
+                  </pic:spPr>
+                </pic:pic>
+              </a:graphicData>
+            </a:graphic>
+          </wp:inline>
+        </w:drawing>
+      </w:r>
+    </w:p>
+    <w:p>
+      <w:pPr>
+        <w:pStyle w:val="a3"/>
+        <w:rPr>
+          <w:lang w:val="ru-RU"/>
+        </w:rPr>
+      </w:pPr>
+      <w:r>
+        <w:rPr>
+          <w:lang w:val="ru-RU"/>
+        </w:rPr>
+        <w:t xml:space="preserve">Рисунок 9 </w:t>
+      </w:r>
+      <w:r>
+        <w:rPr>
+          <w:rFonts w:cs="Times New Roman"/>
+          <w:lang w:val="ru-RU"/>
+        </w:rPr>
+        <w:t>—</w:t>
+      </w:r>
+      <w:r>
+        <w:rPr>
+          <w:rFonts w:cs="Times New Roman"/>
+          <w:lang w:val="ru-RU"/>
+        </w:rPr>
+        <w:t xml:space="preserve"> Меню программы</w:t>
       </w:r>
     </w:p>
     <w:p>
@@ -1863,7 +1946,6 @@
           <w:b/>
           <w:bCs/>
         </w:rPr>
-        <w:lastRenderedPageBreak/>
         <w:t>Вывод</w:t>
       </w:r>
     </w:p>
@@ -1881,28 +1963,12 @@
         <w:t>лены</w:t>
       </w:r>
       <w:r>
-        <w:t xml:space="preserve"> навыки работы с кортежами, списками и множествами в Python, реализовав алгоритмы сортировки, поиска элементов, преобразования данных в множества и обработку </w:t>
-      </w:r>
-      <w:proofErr w:type="spellStart"/>
-      <w:r>
-        <w:t>хешируемых</w:t>
-      </w:r>
-      <w:proofErr w:type="spellEnd"/>
-      <w:r>
-        <w:t xml:space="preserve"> объектов.</w:t>
-      </w:r>
-    </w:p>
-    <w:p>
-      <w:pPr>
-        <w:pStyle w:val="a3"/>
-      </w:pPr>
-      <w:r>
-        <w:t>\</w:t>
+        <w:t xml:space="preserve"> навыки работы с кортежами, списками и множествами в Python, реализовав алгоритмы сортировки, поиска элементов, преобразования данных в множества и обработку хешируемых объектов.</w:t>
       </w:r>
     </w:p>
     <w:sectPr>
-      <w:footerReference w:type="default" r:id="rId15"/>
-      <w:footerReference w:type="first" r:id="rId16"/>
+      <w:footerReference w:type="default" r:id="rId16"/>
+      <w:footerReference w:type="first" r:id="rId17"/>
       <w:pgSz w:w="12240" w:h="15840"/>
       <w:pgMar w:top="1134" w:right="850" w:bottom="1134" w:left="1701" w:header="720" w:footer="720" w:gutter="0"/>
       <w:cols w:space="720"/>
@@ -2634,6 +2700,7 @@
   <w:style w:type="character" w:default="1" w:styleId="a0">
     <w:name w:val="Default Paragraph Font"/>
     <w:uiPriority w:val="1"/>
+    <w:semiHidden/>
     <w:unhideWhenUsed/>
   </w:style>
   <w:style w:type="table" w:default="1" w:styleId="a1">
